--- a/papers/_sources/rope_weave_universe.docx
+++ b/papers/_sources/rope_weave_universe.docx
@@ -27,7 +27,7 @@
         <w:jc w:val="center"/>
       </w:pPr>
       <w:r>
-        <w:t>A Picture Report of the Rope Framework Programme</w:t>
+        <w:t>A Picture Report of the Mesh Framework Programme</w:t>
       </w:r>
     </w:p>
     <w:p>
@@ -57,7 +57,21 @@
         <w:rPr>
           <w:sz w:val="18"/>
         </w:rPr>
-        <w:t>ROPE framework, v3.28.0. A descriptive companion to the claim registry; every load-bearing statement below carries its claim ID and its honesty label.</w:t>
+        <w:t>mesh framework, v3.28.0. A descriptive companion to the claim registry; every load-bearing statement below carries its claim ID and its honesty label.</w:t>
+      </w:r>
+    </w:p>
+    <w:p>
+      <w:pPr>
+        <w:spacing w:after="160" w:before="0" w:line="276"/>
+        <w:jc w:val="both"/>
+      </w:pPr>
+      <w:r>
+        <w:rPr>
+          <w:rFonts w:ascii="Times New Roman" w:cs="Times New Roman" w:eastAsia="Times New Roman" w:hAnsi="Times New Roman"/>
+          <w:sz w:val="24"/>
+          <w:szCs w:val="24"/>
+        </w:rPr>
+        <w:t xml:space="preserve">Naming note (5 September 2026). This programme is now the Mesh Programme and the theory it develops the mesh framework; 'the rope framework' in earlier revisions reads 'the mesh framework'. 'Rope' remains the name of the two-strand wound object, and the Rope Hypothesis credited to Bill Gaede keeps its name. Identifiers (repository, rope_solver, file names, claim IDs) are unchanged.</w:t>
       </w:r>
     </w:p>
     <w:p>
@@ -88,7 +102,7 @@
     </w:p>
     <w:p>
       <w:r>
-        <w:t>An earlier telling of this story, associated with Bill Gaede, ran a private rope directly from every atom to every other atom in the universe. The ROPE framework began in that neighborhood and then put the question to its own locked tests, and the answer was decisive: the direct-connection picture fails six of nine requirements of observed physics, while the local weave passes all nine as theorems (the spectator commission, analysis/TOPOLOGY_spectator_analytic.md). The simplest failure is the most damning: a rope of constant tension pulls exactly as hard at any distance, so direct pair-ropes give a gravity that never weakens, where nature demands the inverse-square law. The weave delivers inverse-square automatically, because influence spreading through a three-dimensional fabric dilutes over spheres. Direct ropes also cost an energy that grows as the square of the number of atoms, break the counting law of field lines (Gauss), and drag every atom with the population of the whole universe. The fabric pays none of these prices.</w:t>
+        <w:t>An earlier telling of this story, associated with Bill Gaede, ran a private rope directly from every atom to every other atom in the universe. The mesh framework began in that neighborhood and then put the question to its own locked tests, and the answer was decisive: the direct-connection picture fails six of nine requirements of observed physics, while the local weave passes all nine as theorems (the spectator commission, analysis/TOPOLOGY_spectator_analytic.md). The simplest failure is the most damning: a rope of constant tension pulls exactly as hard at any distance, so direct pair-ropes give a gravity that never weakens, where nature demands the inverse-square law. The weave delivers inverse-square automatically, because influence spreading through a three-dimensional fabric dilutes over spheres. Direct ropes also cost an energy that grows as the square of the number of atoms, break the counting law of field lines (Gauss), and drag every atom with the population of the whole universe. The fabric pays none of these prices.</w:t>
       </w:r>
     </w:p>
     <w:p>
